--- a/manual.docx
+++ b/manual.docx
@@ -15,7 +15,23 @@
         <w:t>Do not hesitate to contact me or make an issue on GitHub if you found an error, disagree with the theory</w:t>
       </w:r>
       <w:r>
-        <w:t xml:space="preserve"> or have a suggestion. I try to explain how setup everything here, but if you do not understand, contact me, I will adjust the manual to make things </w:t>
+        <w:t xml:space="preserve"> or have a suggestion. I try to explain </w:t>
+      </w:r>
+      <w:proofErr w:type="gramStart"/>
+      <w:r>
+        <w:t>how setup</w:t>
+      </w:r>
+      <w:proofErr w:type="gramEnd"/>
+      <w:r>
+        <w:t xml:space="preserve"> </w:t>
+      </w:r>
+      <w:proofErr w:type="gramStart"/>
+      <w:r>
+        <w:t>everything</w:t>
+      </w:r>
+      <w:proofErr w:type="gramEnd"/>
+      <w:r>
+        <w:t xml:space="preserve"> here, but if you do not understand, contact me, I will adjust the manual to make things </w:t>
       </w:r>
       <w:r>
         <w:t>clearer</w:t>
@@ -60,14 +76,26 @@
     </w:p>
     <w:p>
       <w:r>
-        <w:t xml:space="preserve">It is preferable that this directory is on your $PATH. Scripts in directory </w:t>
+        <w:t xml:space="preserve">It is preferable that this directory is on your $PATH. Scripts in </w:t>
+      </w:r>
+      <w:proofErr w:type="gramStart"/>
+      <w:r>
+        <w:t xml:space="preserve">directory </w:t>
       </w:r>
       <w:r>
         <w:rPr>
           <w:i/>
           <w:iCs/>
         </w:rPr>
-        <w:t>./scripts</w:t>
+        <w:t>.</w:t>
+      </w:r>
+      <w:proofErr w:type="gramEnd"/>
+      <w:r>
+        <w:rPr>
+          <w:i/>
+          <w:iCs/>
+        </w:rPr>
+        <w:t>/scripts</w:t>
       </w:r>
       <w:r>
         <w:rPr>
@@ -140,7 +168,15 @@
         <w:t>g – Debugging compilation (used for debugging with GDB)</w:t>
       </w:r>
       <w:r>
-        <w:t>. Generally much slower.</w:t>
+        <w:t xml:space="preserve">. Generally </w:t>
+      </w:r>
+      <w:proofErr w:type="gramStart"/>
+      <w:r>
+        <w:t>much</w:t>
+      </w:r>
+      <w:proofErr w:type="gramEnd"/>
+      <w:r>
+        <w:t xml:space="preserve"> slower.</w:t>
       </w:r>
     </w:p>
     <w:p>
@@ -169,7 +205,15 @@
         <w:pStyle w:val="Nadpis2"/>
       </w:pPr>
       <w:r>
-        <w:t>How to do TD-DFT SOS RR/RROA with FFR contribution?</w:t>
+        <w:t xml:space="preserve">How </w:t>
+      </w:r>
+      <w:proofErr w:type="gramStart"/>
+      <w:r>
+        <w:t>to do</w:t>
+      </w:r>
+      <w:proofErr w:type="gramEnd"/>
+      <w:r>
+        <w:t xml:space="preserve"> TD-DFT SOS RR/RROA with FFR contribution?</w:t>
       </w:r>
     </w:p>
     <w:p/>
@@ -227,16 +271,32 @@
         <w:rPr>
           <w:rStyle w:val="Zdraznn"/>
         </w:rPr>
-        <w:t>with “#p TD(root=</w:t>
-      </w:r>
-      <w:proofErr w:type="spellStart"/>
+        <w:t xml:space="preserve">with “#p </w:t>
+      </w:r>
+      <w:proofErr w:type="gramStart"/>
       <w:r>
         <w:rPr>
           <w:rStyle w:val="Zdraznn"/>
         </w:rPr>
+        <w:t>TD(</w:t>
+      </w:r>
+      <w:proofErr w:type="gramEnd"/>
+      <w:r>
+        <w:rPr>
+          <w:rStyle w:val="Zdraznn"/>
+        </w:rPr>
+        <w:t>root=</w:t>
+      </w:r>
+      <w:proofErr w:type="spellStart"/>
+      <w:proofErr w:type="gramStart"/>
+      <w:r>
+        <w:rPr>
+          <w:rStyle w:val="Zdraznn"/>
+        </w:rPr>
         <w:t>x,nstates</w:t>
       </w:r>
       <w:proofErr w:type="spellEnd"/>
+      <w:proofErr w:type="gramEnd"/>
       <w:r>
         <w:rPr>
           <w:rStyle w:val="Zdraznn"/>
@@ -292,16 +352,32 @@
         <w:rPr>
           <w:rStyle w:val="Zdraznn"/>
         </w:rPr>
-        <w:t>with “#p TD(root=</w:t>
-      </w:r>
-      <w:proofErr w:type="spellStart"/>
+        <w:t xml:space="preserve">with “#p </w:t>
+      </w:r>
+      <w:proofErr w:type="gramStart"/>
       <w:r>
         <w:rPr>
           <w:rStyle w:val="Zdraznn"/>
         </w:rPr>
+        <w:t>TD(</w:t>
+      </w:r>
+      <w:proofErr w:type="gramEnd"/>
+      <w:r>
+        <w:rPr>
+          <w:rStyle w:val="Zdraznn"/>
+        </w:rPr>
+        <w:t>root=</w:t>
+      </w:r>
+      <w:proofErr w:type="spellStart"/>
+      <w:proofErr w:type="gramStart"/>
+      <w:r>
+        <w:rPr>
+          <w:rStyle w:val="Zdraznn"/>
+        </w:rPr>
         <w:t>x,nstates</w:t>
       </w:r>
       <w:proofErr w:type="spellEnd"/>
+      <w:proofErr w:type="gramEnd"/>
       <w:r>
         <w:rPr>
           <w:rStyle w:val="Zdraznn"/>
@@ -349,7 +425,15 @@
     </w:p>
     <w:p>
       <w:r>
-        <w:t>We will now use the helper scripts in ./scripts. Call dusch_ground_make.sh on the ground state frequency output file</w:t>
+        <w:t xml:space="preserve">We will now use the helper scripts </w:t>
+      </w:r>
+      <w:proofErr w:type="gramStart"/>
+      <w:r>
+        <w:t>in .</w:t>
+      </w:r>
+      <w:proofErr w:type="gramEnd"/>
+      <w:r>
+        <w:t>/scripts. Call dusch_ground_make.sh on the ground state frequency output file</w:t>
       </w:r>
     </w:p>
     <w:p>
@@ -369,7 +453,15 @@
     </w:p>
     <w:p>
       <w:r>
-        <w:t>Directory “ground” gets created, information from Gaussian output is extracted. Call dusch_excited_make.sh on the excited state frequency output file</w:t>
+        <w:t xml:space="preserve">Directory “ground” gets </w:t>
+      </w:r>
+      <w:proofErr w:type="gramStart"/>
+      <w:r>
+        <w:t>created,</w:t>
+      </w:r>
+      <w:proofErr w:type="gramEnd"/>
+      <w:r>
+        <w:t xml:space="preserve"> information from Gaussian output is extracted. Call dusch_excited_make.sh on the excited state frequency output file</w:t>
       </w:r>
     </w:p>
     <w:p>
@@ -575,7 +667,15 @@
     <w:p>
       <w:r>
         <w:lastRenderedPageBreak/>
-        <w:t>I mostly call it like this now</w:t>
+        <w:t xml:space="preserve">I mostly call </w:t>
+      </w:r>
+      <w:proofErr w:type="gramStart"/>
+      <w:r>
+        <w:t>it like</w:t>
+      </w:r>
+      <w:proofErr w:type="gramEnd"/>
+      <w:r>
+        <w:t xml:space="preserve"> this now</w:t>
       </w:r>
       <w:r>
         <w:t>adays, since I do not deal with imaginary frequencies much</w:t>
@@ -936,6 +1036,7 @@
       <w:pPr>
         <w:pStyle w:val="Code"/>
       </w:pPr>
+      <w:proofErr w:type="gramStart"/>
       <w:r>
         <w:rPr>
           <w:b/>
@@ -949,6 +1050,7 @@
       <w:r>
         <w:t>~</w:t>
       </w:r>
+      <w:proofErr w:type="gramEnd"/>
       <w:r>
         <w:t>/RROA/</w:t>
       </w:r>
@@ -1027,6 +1129,7 @@
       <w:pPr>
         <w:pStyle w:val="Code"/>
       </w:pPr>
+      <w:proofErr w:type="gramStart"/>
       <w:r>
         <w:rPr>
           <w:b/>
@@ -1041,6 +1144,7 @@
       <w:r>
         <w:t>~</w:t>
       </w:r>
+      <w:proofErr w:type="gramEnd"/>
       <w:r>
         <w:t>/RROA/</w:t>
       </w:r>
@@ -1143,12 +1247,22 @@
         <w:t>*</w:t>
       </w:r>
       <w:proofErr w:type="spellStart"/>
+      <w:proofErr w:type="gramStart"/>
       <w:r>
         <w:t>nm.POLARS</w:t>
       </w:r>
       <w:proofErr w:type="spellEnd"/>
-      <w:r>
-        <w:t xml:space="preserve"> – vibronic polarizability for given vibrational transition. The function for reading this file can be found in util.f95.</w:t>
+      <w:proofErr w:type="gramEnd"/>
+      <w:r>
+        <w:t xml:space="preserve"> – vibronic polarizability for given vibrational transition. The function for reading this file can be found in </w:t>
+      </w:r>
+      <w:proofErr w:type="gramStart"/>
+      <w:r>
+        <w:t>util.f</w:t>
+      </w:r>
+      <w:proofErr w:type="gramEnd"/>
+      <w:r>
+        <w:t>95.</w:t>
       </w:r>
     </w:p>
     <w:p>
@@ -1156,10 +1270,12 @@
         <w:t>*</w:t>
       </w:r>
       <w:proofErr w:type="spellStart"/>
+      <w:proofErr w:type="gramStart"/>
       <w:r>
         <w:t>nm.POLARS.EL</w:t>
       </w:r>
       <w:proofErr w:type="spellEnd"/>
+      <w:proofErr w:type="gramEnd"/>
       <w:r>
         <w:t xml:space="preserve"> – electronic polarizability for given vibrational transition. Calculated analytically from transition moments, their derivatives and ground and excited state gradients.</w:t>
       </w:r>
@@ -1193,6 +1309,11 @@
       </w:pPr>
       <w:r>
         <w:t>FCOV options</w:t>
+      </w:r>
+    </w:p>
+    <w:p>
+      <w:r>
+        <w:t>Right now there is not a rigorous commenting function implemented in the FCOV.OPT file. If you want to not use an option while keeping it in the file, put an asterisk before it and its associated value.</w:t>
       </w:r>
     </w:p>
     <w:p>
@@ -1207,7 +1328,15 @@
         <w:t>readopt</w:t>
       </w:r>
       <w:r>
-        <w:t xml:space="preserve"> in FCOV_new.f95 for the different options]</w:t>
+        <w:t xml:space="preserve"> in FCOV_</w:t>
+      </w:r>
+      <w:proofErr w:type="gramStart"/>
+      <w:r>
+        <w:t>new.f</w:t>
+      </w:r>
+      <w:proofErr w:type="gramEnd"/>
+      <w:r>
+        <w:t>95 for the different options]</w:t>
       </w:r>
     </w:p>
     <w:p>
